--- a/Quiz-2-Jam-Digital/Quiz-2-Digital-Jam.docx
+++ b/Quiz-2-Jam-Digital/Quiz-2-Digital-Jam.docx
@@ -1765,6 +1765,121 @@
           <w:szCs w:val="24"/>
         </w:rPr>
       </w:pPr>
+    </w:p>
+    <w:p>
+      <w:pPr>
+        <w:jc w:val="both"/>
+        <w:rPr>
+          <w:rFonts w:ascii="Times New Roman" w:hAnsi="Times New Roman" w:cs="Times New Roman"/>
+          <w:sz w:val="24"/>
+          <w:szCs w:val="24"/>
+        </w:rPr>
+      </w:pPr>
+      <w:r>
+        <w:rPr>
+          <w:rFonts w:ascii="Times New Roman" w:hAnsi="Times New Roman" w:cs="Times New Roman"/>
+          <w:sz w:val="24"/>
+          <w:szCs w:val="24"/>
+        </w:rPr>
+        <w:lastRenderedPageBreak/>
+        <w:drawing>
+          <wp:inline distT="0" distB="0" distL="0" distR="0" wp14:anchorId="691C2C75" wp14:editId="5009F651">
+            <wp:extent cx="5731510" cy="4015105"/>
+            <wp:effectExtent l="0" t="0" r="2540" b="4445"/>
+            <wp:docPr id="1472226828" name="Picture 1"/>
+            <wp:cNvGraphicFramePr>
+              <a:graphicFrameLocks xmlns:a="http://schemas.openxmlformats.org/drawingml/2006/main" noChangeAspect="1"/>
+            </wp:cNvGraphicFramePr>
+            <a:graphic xmlns:a="http://schemas.openxmlformats.org/drawingml/2006/main">
+              <a:graphicData uri="http://schemas.openxmlformats.org/drawingml/2006/picture">
+                <pic:pic xmlns:pic="http://schemas.openxmlformats.org/drawingml/2006/picture">
+                  <pic:nvPicPr>
+                    <pic:cNvPr id="1472226828" name=""/>
+                    <pic:cNvPicPr/>
+                  </pic:nvPicPr>
+                  <pic:blipFill>
+                    <a:blip r:embed="rId13"/>
+                    <a:stretch>
+                      <a:fillRect/>
+                    </a:stretch>
+                  </pic:blipFill>
+                  <pic:spPr>
+                    <a:xfrm>
+                      <a:off x="0" y="0"/>
+                      <a:ext cx="5731510" cy="4015105"/>
+                    </a:xfrm>
+                    <a:prstGeom prst="rect">
+                      <a:avLst/>
+                    </a:prstGeom>
+                  </pic:spPr>
+                </pic:pic>
+              </a:graphicData>
+            </a:graphic>
+          </wp:inline>
+        </w:drawing>
+      </w:r>
+    </w:p>
+    <w:p>
+      <w:pPr>
+        <w:jc w:val="both"/>
+        <w:rPr>
+          <w:rFonts w:ascii="Times New Roman" w:hAnsi="Times New Roman" w:cs="Times New Roman"/>
+          <w:sz w:val="24"/>
+          <w:szCs w:val="24"/>
+        </w:rPr>
+      </w:pPr>
+    </w:p>
+    <w:p>
+      <w:pPr>
+        <w:jc w:val="both"/>
+        <w:rPr>
+          <w:rFonts w:ascii="Times New Roman" w:hAnsi="Times New Roman" w:cs="Times New Roman"/>
+          <w:sz w:val="24"/>
+          <w:szCs w:val="24"/>
+        </w:rPr>
+      </w:pPr>
+      <w:r>
+        <w:rPr>
+          <w:rFonts w:ascii="Times New Roman" w:hAnsi="Times New Roman" w:cs="Times New Roman"/>
+          <w:sz w:val="24"/>
+          <w:szCs w:val="24"/>
+        </w:rPr>
+        <w:drawing>
+          <wp:inline distT="0" distB="0" distL="0" distR="0" wp14:anchorId="4A2C57CA" wp14:editId="0B8AA92C">
+            <wp:extent cx="5709037" cy="4388441"/>
+            <wp:effectExtent l="0" t="0" r="6350" b="0"/>
+            <wp:docPr id="1330103780" name="Picture 1"/>
+            <wp:cNvGraphicFramePr>
+              <a:graphicFrameLocks xmlns:a="http://schemas.openxmlformats.org/drawingml/2006/main" noChangeAspect="1"/>
+            </wp:cNvGraphicFramePr>
+            <a:graphic xmlns:a="http://schemas.openxmlformats.org/drawingml/2006/main">
+              <a:graphicData uri="http://schemas.openxmlformats.org/drawingml/2006/picture">
+                <pic:pic xmlns:pic="http://schemas.openxmlformats.org/drawingml/2006/picture">
+                  <pic:nvPicPr>
+                    <pic:cNvPr id="1330103780" name=""/>
+                    <pic:cNvPicPr/>
+                  </pic:nvPicPr>
+                  <pic:blipFill>
+                    <a:blip r:embed="rId14"/>
+                    <a:stretch>
+                      <a:fillRect/>
+                    </a:stretch>
+                  </pic:blipFill>
+                  <pic:spPr>
+                    <a:xfrm>
+                      <a:off x="0" y="0"/>
+                      <a:ext cx="5712495" cy="4391099"/>
+                    </a:xfrm>
+                    <a:prstGeom prst="rect">
+                      <a:avLst/>
+                    </a:prstGeom>
+                  </pic:spPr>
+                </pic:pic>
+              </a:graphicData>
+            </a:graphic>
+          </wp:inline>
+        </w:drawing>
+      </w:r>
     </w:p>
     <w:sectPr>
       <w:pgSz w:w="11906" w:h="16838"/>
